--- a/livrables/lecons/2026-08-17_lecon-psychopathologie_11_addictions-troubles-usage-substances.docx
+++ b/livrables/lecons/2026-08-17_lecon-psychopathologie_11_addictions-troubles-usage-substances.docx
@@ -417,7 +417,7 @@
           <w:sz w:val="22"/>
           <w:szCs w:val="22"/>
         </w:rPr>
-        <w:t xml:space="preserve">Dépendance (CIM-11) : syndrome caractérisé par un sentiment puissant de désir ou de compulsion à consommer, des difficultés à contrôler l'usage, un syndrome de sevrage à l'arrêt, une tolérance, un désinvestissement progressif d'autres activités, et la poursuite de la consommation malgré des conséquences délétères clairement identifiées. Au moins 3 critères sur 6 doivent être présents.</w:t>
+        <w:t xml:space="preserve">Dépendance : syndrome associant un désir puissant ou une compulsion à consommer, des difficultés à contrôler l'usage, une place croissante prise par la consommation au détriment d'autres activités, et des manifestations physiologiques (tolérance, sevrage). ⚠️ LE SEUIL « au moins 3 critères sur 6 » QUI FIGURAIT ICI A ÉTÉ RETIRÉ LE 06/09/2026 : c'est le jeu de critères de la CIM-10, et aucune des sources de cette leçon ne l'attribue à la CIM-11. Le nombre exact de critères requis par la CIM-11 n'a PAS pu être vérifié sur la source primaire lors de la correction — icd.who.int rend son contenu en JavaScript et l'API de l'OMS exige un jeton d'authentification. À vérifier directement dans la CIM-11 avant tout usage : ne retiens pas de seuil chiffré depuis cette leçon.</w:t>
       </w:r>
     </w:p>
     <w:p>
@@ -464,7 +464,7 @@
           <w:sz w:val="22"/>
           <w:szCs w:val="22"/>
         </w:rPr>
-        <w:t xml:space="preserve">Selon l'OFDT, le trouble de l'usage se définit comme « un mode pathologique de comportements lié à la consommation d'une substance, conduisant à une altération du fonctionnement ou à une souffrance cliniquement significative. »</w:t>
+        <w:t xml:space="preserve">La page de l'OFDT porte deux textes distincts, qu'il ne faut pas confondre. Elle cite d'abord le DSM-5 : « Dans l'ensemble, le diagnostic de trouble de l'usage d'une substance repose sur un mode pathologique de comportements lié à la consommation d'une substance ». Elle donne ensuite, dans un bloc séparé, sa définition opérationnelle : « Mode d'usage problématique d'une substance conduisant à une altération du fonctionnement ou une souffrance cliniquement significative, caractérisée par la présence d'au moins deux des manifestations suivantes, au cours d'une période de 12 mois ». Les deux formulations sont reproduites ici telles qu'elles figurent sur la page, relue le 06/09/2026.</w:t>
       </w:r>
     </w:p>
     <w:p>
@@ -1404,7 +1404,7 @@
                 <w:sz w:val="20"/>
                 <w:szCs w:val="20"/>
               </w:rPr>
-              <w:t xml:space="preserve">CIM-11 (OMS, 2022)</w:t>
+              <w:t xml:space="preserve">CIM-11 (OMS, en vigueur depuis 2022) ⚠️ colonne non sourcée — voir la note sous le tableau</w:t>
             </w:r>
           </w:p>
         </w:tc>
@@ -1457,7 +1457,7 @@
                 <w:sz w:val="20"/>
                 <w:szCs w:val="20"/>
               </w:rPr>
-              <w:t xml:space="preserve">Catégorielle (maintenue)</w:t>
+              <w:t xml:space="preserve">Catégorielle ⚠️ non vérifié sur la CIM-11</w:t>
             </w:r>
           </w:p>
         </w:tc>
@@ -1507,7 +1507,7 @@
                 <w:sz w:val="20"/>
                 <w:szCs w:val="20"/>
               </w:rPr>
-              <w:t xml:space="preserve">Usage nocif + Dépendance (deux catégories)</w:t>
+              <w:t xml:space="preserve">Usage nocif + Dépendance (deux catégories) ⚠️ non vérifié sur la CIM-11</w:t>
             </w:r>
           </w:p>
         </w:tc>
@@ -1560,7 +1560,7 @@
                 <w:sz w:val="20"/>
                 <w:szCs w:val="20"/>
               </w:rPr>
-              <w:t xml:space="preserve">6 critères pour dépendance ; usage à risque reconnu</w:t>
+              <w:t xml:space="preserve">⚠️ nombre de critères NON VÉRIFIÉ — le « 6 » retiré le 06/09/2026 (jeu de critères CIM-10)</w:t>
             </w:r>
           </w:p>
         </w:tc>
@@ -1669,6 +1669,24 @@
         </w:tc>
       </w:tr>
     </w:tbl>
+    <w:p>
+      <w:pPr>
+        <w:shd w:fill="FFF4E5" w:color="auto" w:val="clear"/>
+        <w:spacing w:after="80" w:before="80"/>
+        <w:ind w:left="288" w:right="288"/>
+      </w:pPr>
+      <w:r>
+        <w:rPr>
+          <w:rFonts w:ascii="Times New Roman" w:cs="Times New Roman" w:eastAsia="Times New Roman" w:hAnsi="Times New Roman"/>
+          <w:b/>
+          <w:bCs/>
+          <w:color w:val="92400E"/>
+          <w:sz w:val="22"/>
+          <w:szCs w:val="22"/>
+        </w:rPr>
+        <w:t xml:space="preserve">⚠️ AVERTISSEMENT SUR LA COLONNE CIM-11 (ajouté le 06/09/2026). Cette colonne a été construite à partir d’un article d’Addict’Aide (B. Rolland) daté du 4 janvier 2018, soit AVANT l’entrée en vigueur de la CIM-11. Cet article écrit lui-même : « La version actuelle de la CIM est la 10e (CIM-10), mais une onzième est en préparation », compare le DSM-5 à la CIM-10, et parle de la CIM-11 au futur. Ce qui est décrit ici comme l’état de la CIM-11 est donc, pour partie, une description de la CIM-10 et une anticipation de 2018. Les lignes marquées ⚠️ sont à vérifier dans la CIM-11 elle-même (icd.who.int) avant tout usage. Ce qui reste établi et non affecté : le DSM-5 fusionne abus et dépendance en un « trouble de l’usage » unique gradué par 11 critères, là où la CIM sépare usage nocif et dépendance en deux catégories.</w:t>
+      </w:r>
+    </w:p>
     <w:p>
       <w:r>
         <w:t xml:space="preserve"/>
@@ -2208,7 +2226,7 @@
           <w:sz w:val="22"/>
           <w:szCs w:val="22"/>
         </w:rPr>
-        <w:t xml:space="preserve">Critère 4 (craving) : « boire un peu pour se calmer » — compulsion, usage pour gérer l'état émotionnel.</w:t>
+        <w:t xml:space="preserve">⚠️ Corrigé le 06/09/2026 — le critère 4 ne s'applique PAS ici. Le tableau de la partie théorique définit le critère 4 comme « craving : envie impérieuse ou compulsion à consommer », c'est-à-dire l'envie elle-même. « Boire un peu pour se calmer » décrit une régulation émotionnelle, pas un craving : c'est une FONCTION de la consommation, qui a sa valeur clinique mais ne figure dans aucun des 11 critères. Elle mérite d'être notée comme hypothèse de fonction, à explorer en entretien — et non comptée comme critère.</w:t>
       </w:r>
     </w:p>
     <w:p>
@@ -2328,7 +2346,7 @@
           <w:sz w:val="22"/>
           <w:szCs w:val="22"/>
         </w:rPr>
-        <w:t xml:space="preserve">Sévérité : 5 critères identifiés → trouble modéré (4-5 critères). Un examen clinique approfondi pourrait révéler d'autres critères (tolérance, sevrage).</w:t>
+        <w:t xml:space="preserve">Sévérité : 4 critères identifiés (5, 6, 7 et 9) → trouble modéré (4-5 critères). ⚠️ Le décompte était de 5 avant la correction du 06/09/2026, le critère 4 ayant été compté à tort ; la conclusion de sévérité, elle, ne change pas — 4 comme 5 critères relèvent du niveau modéré. Un examen clinique approfondi pourrait révéler d'autres critères (tolérance, sevrage).</w:t>
       </w:r>
     </w:p>
     <w:p>
@@ -2580,7 +2598,7 @@
           <w:sz w:val="22"/>
           <w:szCs w:val="22"/>
         </w:rPr>
-        <w:t xml:space="preserve">2b. L'usage nocif (CIM-11) désigne des conséquences négatives sur la santé ou le fonctionnement social sans syndrome de dépendance constitué. La dépendance requiert ≥ 3 critères sur 6, incluant notamment la compulsion, le sevrage et la perte de contrôle.</w:t>
+        <w:t xml:space="preserve">2b. L'usage nocif désigne un mode de consommation entraînant des conséquences négatives sur la santé ou le fonctionnement social, sans syndrome de dépendance constitué. La dépendance, elle, associe compulsion, perte de contrôle et manifestations physiologiques. ⚠️ Le seuil « ≥ 3 critères sur 6 » qui figurait ici a été retiré le 06/09/2026 : il relève de la CIM-10 et n'a pas été vérifié pour la CIM-11 (voir l'avertissement sous le tableau comparatif).</w:t>
       </w:r>
     </w:p>
     <w:p>
@@ -3211,7 +3229,7 @@
           <w:sz w:val="22"/>
           <w:szCs w:val="22"/>
         </w:rPr>
-        <w:t xml:space="preserve">C. Le diagnostic différentiel est l'affaire du psychiatre. Les éléments orientatifs : la psychose cannabique est souvent transitoire et régresse à l'arrêt de la consommation (délai 4-6 semaines). Une schizophrénie débutante s'installe progressivement, indépendamment de la consommation. La DI ne génère pas de dissociation ni de délire structuré. Un trouble de l'adaptation se réfère à un événement de vie identifiable.</w:t>
+        <w:t xml:space="preserve">C. Le diagnostic différentiel est l'affaire du psychiatre. Les éléments orientatifs : la psychose cannabique est souvent transitoire et régresse à l'arrêt de la consommation (⚠️ le délai « 4-6 semaines » qui figurait ici a été retiré le 06/09/2026 : aucune des sources de cette leçon ne le documente, et un délai chiffré oriente un diagnostic différentiel — se référer au psychiatre plutôt qu'à un ordre de grandeur non sourcé). Une schizophrénie débutante s'installe progressivement, indépendamment de la consommation. La DI ne génère pas de dissociation ni de délire structuré. Un trouble de l'adaptation se réfère à un événement de vie identifiable.</w:t>
       </w:r>
     </w:p>
     <w:p>
@@ -3503,7 +3521,7 @@
             <w:szCs w:val="22"/>
             <w:u w:val="single" w:color="1155CC"/>
           </w:rPr>
-          <w:t xml:space="preserve">Addict Aide — Évolutions diagnostiques CIM-11 (B. Rolland)</w:t>
+          <w:t xml:space="preserve">Addict Aide — Évolutions diagnostiques CIM-11 (B. Rolland, 4 janvier 2018 — ANTÉRIEUR à l'entrée en vigueur de la CIM-11 : décrit la CIM-10 et anticipe la CIM-11)</w:t>
         </w:r>
       </w:hyperlink>
     </w:p>
@@ -3678,6 +3696,141 @@
     <w:p>
       <w:r>
         <w:t xml:space="preserve"/>
+      </w:r>
+    </w:p>
+    <w:p>
+      <w:pPr>
+        <w:pBdr>
+          <w:bottom w:val="single" w:color="1B3A6B" w:sz="6"/>
+        </w:pBdr>
+        <w:spacing w:after="120" w:before="360"/>
+      </w:pPr>
+      <w:r>
+        <w:rPr>
+          <w:rFonts w:ascii="Times New Roman" w:cs="Times New Roman" w:eastAsia="Times New Roman" w:hAnsi="Times New Roman"/>
+          <w:b/>
+          <w:bCs/>
+          <w:color w:val="1B3A6B"/>
+          <w:sz w:val="30"/>
+          <w:szCs w:val="30"/>
+        </w:rPr>
+        <w:t xml:space="preserve">📝 Journal des corrections — 6 septembre 2026</w:t>
+      </w:r>
+    </w:p>
+    <w:p>
+      <w:pPr>
+        <w:spacing w:after="80"/>
+      </w:pPr>
+      <w:r>
+        <w:rPr>
+          <w:rFonts w:ascii="Times New Roman" w:cs="Times New Roman" w:eastAsia="Times New Roman" w:hAnsi="Times New Roman"/>
+          <w:b/>
+          <w:bCs/>
+          <w:i/>
+          <w:iCs/>
+          <w:color w:val="1F2937"/>
+          <w:sz w:val="22"/>
+          <w:szCs w:val="22"/>
+        </w:rPr>
+        <w:t xml:space="preserve">Leçon produite le 17/08/2026, relue le 06/09/2026 : les six URL répondent toujours 200 et chaque source a été rouverte. Cinq corrections. Les formulations d’origine sont conservées ci-dessous — une erreur effacée ne s’apprend pas.</w:t>
+      </w:r>
+    </w:p>
+    <w:p>
+      <w:pPr>
+        <w:spacing w:after="80"/>
+      </w:pPr>
+      <w:r>
+        <w:rPr>
+          <w:rFonts w:ascii="Times New Roman" w:cs="Times New Roman" w:eastAsia="Times New Roman" w:hAnsi="Times New Roman"/>
+          <w:color w:val="1F2937"/>
+          <w:sz w:val="22"/>
+          <w:szCs w:val="22"/>
+        </w:rPr>
+        <w:t xml:space="preserve">① Citation de l’OFDT — une phrase soudée à partir de deux textes. Version d’origine : « Selon l’OFDT, le trouble de l’usage se définit comme “un mode pathologique de comportements lié à la consommation d’une substance, conduisant à une altération du fonctionnement ou à une souffrance cliniquement significative.” » La page de l’OFDT porte deux textes distincts : une citation qu’elle attribue au DSM-5 (« …repose sur un mode pathologique de comportements lié à la consommation d’une substance ») et, dans un bloc séparé, sa propre définition (« Mode d’usage problématique d’une substance conduisant à une altération du fonctionnement ou une souffrance cliniquement significative… »). Les deux avaient été fondus en une phrase, l’attribution déplacée du DSM-5 vers l’OFDT, et « mode d’usage problématique » remplacé par « mode pathologique de comportements ». La page était ouverte : le seuil des deux critères sur douze mois, quelques lignes plus haut, en est tiré fidèlement.</w:t>
+      </w:r>
+    </w:p>
+    <w:p>
+      <w:pPr>
+        <w:spacing w:after="80"/>
+      </w:pPr>
+      <w:r>
+        <w:rPr>
+          <w:rFonts w:ascii="Times New Roman" w:cs="Times New Roman" w:eastAsia="Times New Roman" w:hAnsi="Times New Roman"/>
+          <w:color w:val="1F2937"/>
+          <w:sz w:val="22"/>
+          <w:szCs w:val="22"/>
+        </w:rPr>
+        <w:t xml:space="preserve">② La colonne CIM-11 du tableau comparatif repose sur une source antérieure à la CIM-11. L’article d’Addict’Aide qui l’étaye est daté du 4 janvier 2018 et écrit lui-même : « La version actuelle de la CIM est la 10e (CIM-10), mais une onzième est en préparation ». Il compare le DSM-5 à la CIM-10 et parle de la CIM-11 au futur (« l’OMS veut simplifier les critères diagnostics de dépendance », « sera intégré à la classification officielle »). La leçon datait pourtant sa colonne « CIM-11 (OMS, 2022) ». Un avertissement a été ajouté sous le tableau et les lignes concernées marquées ⚠️. LA RÈGLE QUI EN DÉCOULE : une source publiée AVANT l’entrée en vigueur d’une classification ne peut pas décrire cette classification — vérifier la date de la source contre la date de la norme, et pas seulement contre la date du jour.</w:t>
+      </w:r>
+    </w:p>
+    <w:p>
+      <w:pPr>
+        <w:spacing w:after="80"/>
+      </w:pPr>
+      <w:r>
+        <w:rPr>
+          <w:rFonts w:ascii="Times New Roman" w:cs="Times New Roman" w:eastAsia="Times New Roman" w:hAnsi="Times New Roman"/>
+          <w:color w:val="1F2937"/>
+          <w:sz w:val="22"/>
+          <w:szCs w:val="22"/>
+        </w:rPr>
+        <w:t xml:space="preserve">③ « Au moins 3 critères sur 6 » pour la dépendance, énoncé deux fois (théorie et corrigé 2b) et repris dans le tableau sous « 6 critères pour dépendance ». C’est le jeu de critères de la CIM-10, et aucune source de cette leçon ne l’attribue à la CIM-11. Le seuil a été RETIRÉ, non remplacé : le nombre exact requis par la CIM-11 n’a pas pu être vérifié sur la source primaire pendant cette correction — icd.who.int répond 200 en ne servant que l’ossature du site, son contenu étant rendu en JavaScript, et l’API de l’OMS renvoie 401 sans jeton. Retirer un chiffre faux sans pouvoir le remplacer vaut mieux que le laisser : ce qui est dit ici est désormais ce qui a été vérifié.</w:t>
+      </w:r>
+    </w:p>
+    <w:p>
+      <w:pPr>
+        <w:spacing w:after="80"/>
+      </w:pPr>
+      <w:r>
+        <w:rPr>
+          <w:rFonts w:ascii="Times New Roman" w:cs="Times New Roman" w:eastAsia="Times New Roman" w:hAnsi="Times New Roman"/>
+          <w:color w:val="1F2937"/>
+          <w:sz w:val="22"/>
+          <w:szCs w:val="22"/>
+        </w:rPr>
+        <w:t xml:space="preserve">④ Corrigé 1a — le critère 4 rangé contre la définition de la leçon elle-même. Version d’origine : « Critère 4 (craving) : “boire un peu pour se calmer” — compulsion, usage pour gérer l’état émotionnel. » Le tableau de la partie théorique définit le critère 4 comme « craving : envie impérieuse ou compulsion à consommer », c’est-à-dire l’envie elle-même ; boire pour réguler une émotion en est la fonction, pas le critère. Le corrigé le sentait, puisqu’il ajoutait une glose absente de sa propre grille. Le décompte passe de 5 à 4 critères — la sévérité reste « modérée », qui couvre 4 comme 5 : la conclusion tenait par chance, pas par justesse.</w:t>
+      </w:r>
+    </w:p>
+    <w:p>
+      <w:pPr>
+        <w:spacing w:after="80"/>
+      </w:pPr>
+      <w:r>
+        <w:rPr>
+          <w:rFonts w:ascii="Times New Roman" w:cs="Times New Roman" w:eastAsia="Times New Roman" w:hAnsi="Times New Roman"/>
+          <w:color w:val="1F2937"/>
+          <w:sz w:val="22"/>
+          <w:szCs w:val="22"/>
+        </w:rPr>
+        <w:t xml:space="preserve">⑤ Challenge, corrigé C — un délai clinique précis sans source. Version d’origine : « la psychose cannabique est souvent transitoire et régresse à l’arrêt de la consommation (délai 4-6 semaines) ». Aucune des six sources de la leçon ne traite de la durée de régression. Ce chiffre servait à départager une psychose cannabique d’une schizophrénie débutante, c’est-à-dire à orienter. Retiré, avec renvoi au psychiatre.</w:t>
+      </w:r>
+    </w:p>
+    <w:p>
+      <w:pPr>
+        <w:spacing w:after="80"/>
+      </w:pPr>
+      <w:r>
+        <w:rPr>
+          <w:rFonts w:ascii="Times New Roman" w:cs="Times New Roman" w:eastAsia="Times New Roman" w:hAnsi="Times New Roman"/>
+          <w:color w:val="1F2937"/>
+          <w:sz w:val="22"/>
+          <w:szCs w:val="22"/>
+        </w:rPr>
+        <w:t xml:space="preserve">Vérifié lors de la relecture et inchangé : les six URL, toutes en 200 le 06/09/2026, dont la fiche HAS sur le trouble de l’usage d’opioïdes, effectivement validée par le Collège le 10 mars 2022 comme annoncé ; le seuil DSM-5 d’au moins deux critères sur une période de douze mois, littéral sur la page OFDT ; les onze critères, leurs quatre groupes et les trois niveaux de sévérité ; le fait que tolérance et sevrage sous prescription médicale appropriée ne suffisent pas au diagnostic ; le statut du trouble du jeu vidéo, officiel en CIM-11 et en section III du DSM-5 ; et le pont professionnel, qui n’invoque aucune autorité qu’il ne nomme pas.</w:t>
+      </w:r>
+    </w:p>
+    <w:p>
+      <w:pPr>
+        <w:spacing w:after="80"/>
+      </w:pPr>
+      <w:r>
+        <w:rPr>
+          <w:rFonts w:ascii="Times New Roman" w:cs="Times New Roman" w:eastAsia="Times New Roman" w:hAnsi="Times New Roman"/>
+          <w:color w:val="1F2937"/>
+          <w:sz w:val="22"/>
+          <w:szCs w:val="22"/>
+        </w:rPr>
+        <w:t xml:space="preserve">Ce que ces cinq points ont en commun : aucun ne vient d’une source absente. Les six sources étaient là, ouvertes et accessibles. Ce qui a cédé, c’est la distance entre ce qu’une source dit et ce qu’on lui fait dire — deux fragments soudés en une citation, un article de 2018 promu en description d’une norme de 2022, un seuil de CIM-10 rebaptisé CIM-11, un signe rangé dans une case que la leçon définit autrement, un délai apparu sans page derrière lui.</w:t>
       </w:r>
     </w:p>
     <w:p>
